--- a/engine/gbco_study/GBCO_Valuation_Study_17-09-2026_public.docx
+++ b/engine/gbco_study/GBCO_Valuation_Study_17-09-2026_public.docx
@@ -300,7 +300,7 @@
           <w:color w:val="1C3A36"/>
           <w:sz w:val="21"/>
         </w:rPr>
-        <w:t xml:space="preserve">At EGP 28.98 the shares sit below both readings of the sum of the parts: EGP 31.64 with MNT-Halan at the value GB Corp’s own reviewed balance sheet carries it at (+9%), and EGP 44.12 with MNT-Halan at the price of the June-2026 funding round (+52%). Those two branches differ in one input and in nothing else: the auto leg, the lender and the residual associates are identical in both. Everything else in this study is agreed between them. </w:t>
+        <w:t xml:space="preserve">At EGP 28.98 the shares sit below both readings of the sum of the parts: EGP 17.83 with MNT-Halan at the value GB Corp’s own reviewed balance sheet carries it at (-38%), and EGP 30.32 with MNT-Halan at the price of the June-2026 funding round (+5%). Those two branches differ in one input and in nothing else: the auto leg, the lender and the residual associates are identical in both. Everything else in this study is agreed between them. </w:t>
       </w:r>
       <w:r>
         <w:rPr>
@@ -309,7 +309,7 @@
           <w:color w:val="1C3A36"/>
           <w:sz w:val="21"/>
         </w:rPr>
-        <w:t xml:space="preserve">Take the operating businesses alone — GB Auto at its cash-flow value of EGP 17.6 bn and GB Capital at the EGP 0.5 bn its own disclosed return supports, EGP 18.1 bn between them — and they come to 58% of the entire traded market capitalisation before a single pound of associate value. What the price leaves for the associates is EGP 13.3 bn, against EGP 16.2 bn carried on the reviewed balance sheet. On GB Corp’s stated holding that values MNT-Halan as a whole at about US$614 mn, against the US$1,400 mn its June-2026 round was struck at and the US$752 mn the company’s own carrying value implies. The price is below both bases the company itself discloses, and not narrowly. </w:t>
+        <w:t xml:space="preserve">Take the operating businesses alone — GB Auto at its cash-flow value of EGP 2.6 bn and GB Capital at the EGP 0.5 bn its own disclosed return supports, EGP 3.1 bn between them — and they come to 10% of the entire traded market capitalisation before a single pound of associate value. What the price leaves for the associates is EGP 28.3 bn, against EGP 16.2 bn carried on the reviewed balance sheet. On GB Corp’s stated holding that values MNT-Halan as a whole at about US$1,331 mn, against the US$1,400 mn its June-2026 round was struck at and the US$752 mn the company’s own carrying value implies. The price is below both bases the company itself discloses, and not narrowly. </w:t>
       </w:r>
       <w:r>
         <w:rPr>
@@ -327,7 +327,7 @@
           <w:color w:val="1C3A36"/>
           <w:sz w:val="21"/>
         </w:rPr>
-        <w:t xml:space="preserve">ask instead what discount rate the price implies on the auto leg, holding every other line where it is published, and the answer is 25.49% against this study’s 19.40% on the round-price branch — a stretch — but only 20.02% on the carrying-value branch, which is an ordinary disagreement about the cost of capital in this market. The associate mark is the quantity the branches actually differ in; it is not the only way to read the gap. </w:t>
+        <w:t xml:space="preserve">ask instead what discount rate the price implies on the auto leg, holding every other line where it is published, and the answer is 14.95% against this study’s 14.58% on the round-price branch — a stretch — but only 14.50% on the carrying-value branch, which is an ordinary disagreement about the cost of capital in this market. The associate mark is the quantity the branches actually differ in; it is not the only way to read the gap. </w:t>
       </w:r>
       <w:r>
         <w:rPr>
@@ -600,7 +600,7 @@
                 <w:color w:val="1C3A36"/>
                 <w:sz w:val="17"/>
               </w:rPr>
-              <w:t>EGP 31.64</w:t>
+              <w:t>EGP 17.83</w:t>
             </w:r>
           </w:p>
         </w:tc>
@@ -618,7 +618,7 @@
                 <w:color w:val="1C3A36"/>
                 <w:sz w:val="17"/>
               </w:rPr>
-              <w:t>+9%</w:t>
+              <w:t>-38%</w:t>
             </w:r>
           </w:p>
         </w:tc>
@@ -673,7 +673,7 @@
                 <w:color w:val="1C3A36"/>
                 <w:sz w:val="17"/>
               </w:rPr>
-              <w:t>EGP 44.12</w:t>
+              <w:t>EGP 30.32</w:t>
             </w:r>
           </w:p>
         </w:tc>
@@ -691,7 +691,7 @@
                 <w:color w:val="1C3A36"/>
                 <w:sz w:val="17"/>
               </w:rPr>
-              <w:t>+52%</w:t>
+              <w:t>+5%</w:t>
             </w:r>
           </w:p>
         </w:tc>
@@ -1496,7 +1496,7 @@
                 <w:color w:val="1C3A36"/>
                 <w:sz w:val="17"/>
               </w:rPr>
-              <w:t>EGP 45.49</w:t>
+              <w:t>EGP 32.79</w:t>
             </w:r>
           </w:p>
         </w:tc>
@@ -1715,7 +1715,7 @@
                 <w:color w:val="1C3A36"/>
                 <w:sz w:val="17"/>
               </w:rPr>
-              <w:t>EGP 7.89–45.49</w:t>
+              <w:t>EGP 7.89–38.26</w:t>
             </w:r>
           </w:p>
         </w:tc>
@@ -1733,7 +1733,7 @@
                 <w:color w:val="1C3A36"/>
                 <w:sz w:val="17"/>
               </w:rPr>
-              <w:t>Middle read EGP 38.26</w:t>
+              <w:t>Middle read EGP 32.79</w:t>
             </w:r>
           </w:p>
         </w:tc>
@@ -1764,7 +1764,7 @@
           <w:color w:val="1C3A36"/>
           <w:sz w:val="19"/>
         </w:rPr>
-        <w:t>There is no single central estimate in this table and there is not supposed to be. The primary lens reads EGP 31.64 on one of GB Corp’s own disclosures about its associate and EGP 44.12 on the other, +9% and +52% against the price; the cross-checks sit either side of the price, the earnings multiple at EGP 18.08 and the disclosed book floor at EGP 30.82 — and the shares trade BELOW their own book. The three experts span EGP 7.89 to 45.49, and what separates them is the same one line. Strip the associate out and this is an operating group priced at about what it earns; put it back at either of the company's own two bases and the shares look cheap. The three-month distribution is indifferent either way: it prices the stock's own measured path, and its median sits above the anchor because that drift is what this stock's own history measures rather than what anybody hopes for. How often the bands built around it have actually held is published at the end of §3, with the count beside the percentage.</w:t>
+        <w:t>There is no single central estimate in this table and there is not supposed to be. The primary lens reads EGP 17.83 on one of GB Corp’s own disclosures about its associate and EGP 30.32 on the other, -38% and +5% against the price; the cross-checks sit either side of the price, the earnings multiple at EGP 18.08 and the disclosed book floor at EGP 30.82 — and the shares trade BELOW their own book. The three experts span EGP 7.89 to 38.26, and what separates them is the same one line. Strip the associate out and this is an operating group priced at about what it earns; put it back at either of the company's own two bases and the shares look cheap. The three-month distribution is indifferent either way: it prices the stock's own measured path, and its median sits above the anchor because that drift is what this stock's own history measures rather than what anybody hopes for. How often the bands built around it have actually held is published at the end of §3, with the count beside the percentage.</w:t>
       </w:r>
     </w:p>
     <w:p>
@@ -2534,7 +2534,7 @@
                 <w:color w:val="1C3A36"/>
                 <w:sz w:val="18"/>
               </w:rPr>
-              <w:t>17,629</w:t>
+              <w:t>2,645</w:t>
             </w:r>
           </w:p>
         </w:tc>
@@ -2552,7 +2552,7 @@
                 <w:color w:val="1C3A36"/>
                 <w:sz w:val="18"/>
               </w:rPr>
-              <w:t>17,629</w:t>
+              <w:t>2,645</w:t>
             </w:r>
           </w:p>
         </w:tc>
@@ -2835,7 +2835,7 @@
                 <w:color w:val="1C3A36"/>
                 <w:sz w:val="18"/>
               </w:rPr>
-              <w:t>34,342</w:t>
+              <w:t>19,358</w:t>
             </w:r>
           </w:p>
         </w:tc>
@@ -2855,7 +2855,7 @@
                 <w:color w:val="1C3A36"/>
                 <w:sz w:val="18"/>
               </w:rPr>
-              <w:t>47,891</w:t>
+              <w:t>32,907</w:t>
             </w:r>
           </w:p>
         </w:tc>
@@ -2916,7 +2916,7 @@
                 <w:color w:val="1C3A36"/>
                 <w:sz w:val="18"/>
               </w:rPr>
-              <w:t>31.64</w:t>
+              <w:t>17.83</w:t>
             </w:r>
           </w:p>
         </w:tc>
@@ -2936,7 +2936,7 @@
                 <w:color w:val="1C3A36"/>
                 <w:sz w:val="18"/>
               </w:rPr>
-              <w:t>44.12</w:t>
+              <w:t>30.32</w:t>
             </w:r>
           </w:p>
         </w:tc>
@@ -2992,7 +2992,7 @@
                 <w:color w:val="1C3A36"/>
                 <w:sz w:val="18"/>
               </w:rPr>
-              <w:t>+9%</w:t>
+              <w:t>-38%</w:t>
             </w:r>
           </w:p>
         </w:tc>
@@ -3010,7 +3010,7 @@
                 <w:color w:val="1C3A36"/>
                 <w:sz w:val="18"/>
               </w:rPr>
-              <w:t>+52%</w:t>
+              <w:t>+5%</w:t>
             </w:r>
           </w:p>
         </w:tc>
@@ -3032,7 +3032,7 @@
           <w:color w:val="1C3A36"/>
           <w:sz w:val="21"/>
         </w:rPr>
-        <w:t>Two answers, EGP 31.64 and 44.12 per share</w:t>
+        <w:t>Two answers, EGP 17.83 and 30.32 per share</w:t>
       </w:r>
       <w:r>
         <w:rPr>
@@ -3041,7 +3041,7 @@
           <w:color w:val="1C3A36"/>
           <w:sz w:val="21"/>
         </w:rPr>
-        <w:t>, and no number between them. The gap between the branches is EGP 13.5 bn, 28.3% of the higher answer. Averaging them would produce a figure neither of GB Corp's disclosures supports, and applying a discount to bridge them would be the free parameter this edition removed arriving under a new name. What the market does with the same line is the subject of §1.7 and §7.</w:t>
+        <w:t>, and no number between them. The gap between the branches is EGP 13.5 bn, 41.2% of the higher answer. Averaging them would produce a figure neither of GB Corp's disclosures supports, and applying a discount to bridge them would be the free parameter this edition removed arriving under a new name. What the market does with the same line is the subject of §1.7 and §7.</w:t>
       </w:r>
     </w:p>
     <w:p>
@@ -3069,7 +3069,7 @@
           <w:color w:val="1C3A36"/>
           <w:sz w:val="19"/>
         </w:rPr>
-        <w:t>GB Corp’s press release of 9 June 2026 states the holding directly: 41.61%, against 42.58% before that transaction. Its own reviewed statements to 30 June 2026, and the review report on them, give 42.93% from 44.01% for what is plainly the same transaction — most likely a different level of the structure, the intermediate holding vehicle rather than the operating group. This study adopts 41.61%, because it is the figure the round it is applied to was announced with, and prints the other rather than leaving it out. The difference is worth 1.90% of the round-price branch and exactly nothing on the carrying-value branch, whose mark is a pound figure off a pound balance sheet.</w:t>
+        <w:t>GB Corp’s press release of 9 June 2026 states the holding directly: 41.61%, against 42.58% before that transaction. Its own reviewed statements to 30 June 2026, and the review report on them, give 42.93% from 44.01% for what is plainly the same transaction — most likely a different level of the structure, the intermediate holding vehicle rather than the operating group. This study adopts 41.61%, because it is the figure the round it is applied to was announced with, and prints the other rather than leaving it out. The difference is worth 2.74% of the round-price branch and exactly nothing on the carrying-value branch, whose mark is a pound figure off a pound balance sheet.</w:t>
       </w:r>
     </w:p>
     <w:p>
@@ -3386,7 +3386,7 @@
                 <w:color w:val="1C3A36"/>
                 <w:sz w:val="18"/>
               </w:rPr>
-              <w:t>46%</w:t>
+              <w:t>81%</w:t>
             </w:r>
           </w:p>
         </w:tc>
@@ -3404,7 +3404,7 @@
                 <w:color w:val="1C3A36"/>
                 <w:sz w:val="18"/>
               </w:rPr>
-              <w:t>61%</w:t>
+              <w:t>89%</w:t>
             </w:r>
           </w:p>
         </w:tc>
@@ -3498,7 +3498,7 @@
                 <w:color w:val="1C3A36"/>
                 <w:sz w:val="18"/>
               </w:rPr>
-              <w:t>13,347</w:t>
+              <w:t>28,330</w:t>
             </w:r>
           </w:p>
         </w:tc>
@@ -3516,7 +3516,7 @@
                 <w:color w:val="1C3A36"/>
                 <w:sz w:val="18"/>
               </w:rPr>
-              <w:t>13,347</w:t>
+              <w:t>28,330</w:t>
             </w:r>
           </w:p>
         </w:tc>
@@ -3554,7 +3554,7 @@
                 <w:color w:val="1C3A36"/>
                 <w:sz w:val="18"/>
               </w:rPr>
-              <w:t>17.8%</w:t>
+              <w:t>-74.6%</w:t>
             </w:r>
           </w:p>
         </w:tc>
@@ -3572,7 +3572,7 @@
                 <w:color w:val="1C3A36"/>
                 <w:sz w:val="18"/>
               </w:rPr>
-              <w:t>55.2%</w:t>
+              <w:t>4.9%</w:t>
             </w:r>
           </w:p>
         </w:tc>
@@ -3610,7 +3610,7 @@
                 <w:color w:val="1C3A36"/>
                 <w:sz w:val="18"/>
               </w:rPr>
-              <w:t>12,840</w:t>
+              <w:t>27,823</w:t>
             </w:r>
           </w:p>
         </w:tc>
@@ -3628,7 +3628,7 @@
                 <w:color w:val="1C3A36"/>
                 <w:sz w:val="18"/>
               </w:rPr>
-              <w:t>12,840</w:t>
+              <w:t>27,823</w:t>
             </w:r>
           </w:p>
         </w:tc>
@@ -3837,7 +3837,7 @@
                 <w:color w:val="1C3A36"/>
                 <w:sz w:val="17"/>
               </w:rPr>
-              <w:t>23.89</w:t>
+              <w:t>10.09</w:t>
             </w:r>
           </w:p>
         </w:tc>
@@ -3874,7 +3874,7 @@
                 <w:color w:val="1C3A36"/>
                 <w:sz w:val="17"/>
               </w:rPr>
-              <w:t>12,840</w:t>
+              <w:t>14,636</w:t>
             </w:r>
           </w:p>
         </w:tc>
@@ -3892,7 +3892,7 @@
                 <w:color w:val="1C3A36"/>
                 <w:sz w:val="17"/>
               </w:rPr>
-              <w:t>614</w:t>
+              <w:t>700</w:t>
             </w:r>
           </w:p>
         </w:tc>
@@ -3910,7 +3910,7 @@
                 <w:color w:val="1C3A36"/>
                 <w:sz w:val="17"/>
               </w:rPr>
-              <w:t>28.98</w:t>
+              <w:t>16.83</w:t>
             </w:r>
           </w:p>
         </w:tc>
@@ -3928,7 +3928,6 @@
                 <w:color w:val="1C3A36"/>
                 <w:sz w:val="17"/>
               </w:rPr>
-              <w:t>what the traded price leaves for MNT-Halan alone, the other associates held at carrying value</w:t>
             </w:r>
           </w:p>
         </w:tc>
@@ -3948,7 +3947,7 @@
                 <w:color w:val="1C3A36"/>
                 <w:sz w:val="17"/>
               </w:rPr>
-              <w:t>14,636</w:t>
+              <w:t>15,724</w:t>
             </w:r>
           </w:p>
         </w:tc>
@@ -3966,7 +3965,7 @@
                 <w:color w:val="1C3A36"/>
                 <w:sz w:val="17"/>
               </w:rPr>
-              <w:t>700</w:t>
+              <w:t>752</w:t>
             </w:r>
           </w:p>
         </w:tc>
@@ -3984,7 +3983,7 @@
                 <w:color w:val="1C3A36"/>
                 <w:sz w:val="17"/>
               </w:rPr>
-              <w:t>30.64</w:t>
+              <w:t>17.83</w:t>
             </w:r>
           </w:p>
         </w:tc>
@@ -4002,6 +4001,7 @@
                 <w:color w:val="1C3A36"/>
                 <w:sz w:val="17"/>
               </w:rPr>
+              <w:t>the reviewed carrying value at 30 June 2026 — the LOWER published branch</w:t>
             </w:r>
           </w:p>
         </w:tc>
@@ -4021,7 +4021,7 @@
                 <w:color w:val="1C3A36"/>
                 <w:sz w:val="17"/>
               </w:rPr>
-              <w:t>15,724</w:t>
+              <w:t>21,954</w:t>
             </w:r>
           </w:p>
         </w:tc>
@@ -4039,7 +4039,7 @@
                 <w:color w:val="1C3A36"/>
                 <w:sz w:val="17"/>
               </w:rPr>
-              <w:t>752</w:t>
+              <w:t>1,050</w:t>
             </w:r>
           </w:p>
         </w:tc>
@@ -4057,7 +4057,7 @@
                 <w:color w:val="1C3A36"/>
                 <w:sz w:val="17"/>
               </w:rPr>
-              <w:t>31.64</w:t>
+              <w:t>23.57</w:t>
             </w:r>
           </w:p>
         </w:tc>
@@ -4075,7 +4075,6 @@
                 <w:color w:val="1C3A36"/>
                 <w:sz w:val="17"/>
               </w:rPr>
-              <w:t>the reviewed carrying value at 30 June 2026 — the LOWER published branch</w:t>
             </w:r>
           </w:p>
         </w:tc>
@@ -4095,7 +4094,7 @@
                 <w:color w:val="1C3A36"/>
                 <w:sz w:val="17"/>
               </w:rPr>
-              <w:t>21,954</w:t>
+              <w:t>27,823</w:t>
             </w:r>
           </w:p>
         </w:tc>
@@ -4113,7 +4112,7 @@
                 <w:color w:val="1C3A36"/>
                 <w:sz w:val="17"/>
               </w:rPr>
-              <w:t>1,050</w:t>
+              <w:t>1,331</w:t>
             </w:r>
           </w:p>
         </w:tc>
@@ -4131,7 +4130,7 @@
                 <w:color w:val="1C3A36"/>
                 <w:sz w:val="17"/>
               </w:rPr>
-              <w:t>37.38</w:t>
+              <w:t>28.98</w:t>
             </w:r>
           </w:p>
         </w:tc>
@@ -4149,6 +4148,7 @@
                 <w:color w:val="1C3A36"/>
                 <w:sz w:val="17"/>
               </w:rPr>
+              <w:t>what the traded price leaves for MNT-Halan alone, the other associates held at carrying value</w:t>
             </w:r>
           </w:p>
         </w:tc>
@@ -4204,7 +4204,7 @@
                 <w:color w:val="1C3A36"/>
                 <w:sz w:val="17"/>
               </w:rPr>
-              <w:t>44.12</w:t>
+              <w:t>30.32</w:t>
             </w:r>
           </w:p>
         </w:tc>
@@ -4272,7 +4272,7 @@
           <w:color w:val="1C3A36"/>
           <w:sz w:val="21"/>
         </w:rPr>
-        <w:t>The Auto leg is built bottom-up on disclosed units × average selling price per line of business: volumes and revenue are published per line, so the price is arithmetic rather than an assumption, and the driver table is in §1.6 and Appendix A. Gross margin opens at 13.80% and settles at 14.50%; selling and administrative cost holds near 7.3% of revenue; capital expenditure follows the EGP 3,000 mn guided for the first year and then normalises; and the crux — net working capital — glides from 22.6% of revenue to 22.6% as the payables re-extension completes and the Sadat stock build unwinds. The cost of capital is not one crisis rate held for ever: it is a schedule, built through the house cost-of-capital module from a normalised risk-free rate of 19.59%, a regression beta of 0.8907 and an equity risk premium of 9.41%, gliding from 19.40% in the first forecast year to a norm-built terminal of 14.16%. Terminal growth is stored as a REAL rate of 0.0% on the house Egyptian inflation path and recomputes to 7.00% nominal; it is not a typed nominal figure. §1.8 carries the whole build.</w:t>
+        <w:t>The Auto leg is built bottom-up on disclosed units × average selling price per line of business: volumes and revenue are published per line, so the price is arithmetic rather than an assumption, and the driver table is in §1.6 and Appendix A. Gross margin opens at 13.80% and settles at 14.50%; selling and administrative cost holds near 7.3% of revenue; capital expenditure opens at EGP 3,000 mn and is then held FLAT AS A SHARE OF REVENUE — this company publishes no capital-expenditure figure, maintenance disclosure or costed investment plan anywhere, so there is no disclosure in which a declining path could be measured, and the opening level itself rests on described plans and is registered as outstanding rather than repaired; and the crux — net working capital — is held flat at 22.6% of revenue, anchored on the reviewed half and carried unchanged, because the payables re-extension a declining path would need is contradicted by the company’s own filings: days payable ran 112.7 to 83.3 and the cash cycle lengthened rather than shortened. The cost of capital is not one crisis rate held for ever: it is a schedule, built through the house cost-of-capital module from a normalised risk-free rate of 19.59%, a regression beta of 0.8907 and an equity risk premium of 9.41%, gliding from 14.58% in the first forecast year to a norm-built terminal of 11.59%. Terminal growth is stored as a REAL rate of 0.0% on the house Egyptian inflation path and recomputes to 7.00% nominal; it is not a typed nominal figure. §1.8 carries the whole build.</w:t>
       </w:r>
     </w:p>
     <w:tbl>
@@ -5131,7 +5131,7 @@
                 <w:color w:val="1C3A36"/>
                 <w:sz w:val="17"/>
               </w:rPr>
-              <w:t>(2,400)</w:t>
+              <w:t>(3,647)</w:t>
             </w:r>
           </w:p>
         </w:tc>
@@ -5149,7 +5149,7 @@
                 <w:color w:val="1C3A36"/>
                 <w:sz w:val="17"/>
               </w:rPr>
-              <w:t>(2,500)</w:t>
+              <w:t>(4,277)</w:t>
             </w:r>
           </w:p>
         </w:tc>
@@ -5167,7 +5167,7 @@
                 <w:color w:val="1C3A36"/>
                 <w:sz w:val="17"/>
               </w:rPr>
-              <w:t>(2,600)</w:t>
+              <w:t>(4,889)</w:t>
             </w:r>
           </w:p>
         </w:tc>
@@ -5185,7 +5185,7 @@
                 <w:color w:val="1C3A36"/>
                 <w:sz w:val="17"/>
               </w:rPr>
-              <w:t>(2,800)</w:t>
+              <w:t>(5,493)</w:t>
             </w:r>
           </w:p>
         </w:tc>
@@ -5461,7 +5461,7 @@
                 <w:color w:val="1C3A36"/>
                 <w:sz w:val="17"/>
               </w:rPr>
-              <w:t>295</w:t>
+              <w:t>-952</w:t>
             </w:r>
           </w:p>
         </w:tc>
@@ -5479,7 +5479,7 @@
                 <w:color w:val="1C3A36"/>
                 <w:sz w:val="17"/>
               </w:rPr>
-              <w:t>1,762</w:t>
+              <w:t>-15</w:t>
             </w:r>
           </w:p>
         </w:tc>
@@ -5497,7 +5497,7 @@
                 <w:color w:val="1C3A36"/>
                 <w:sz w:val="17"/>
               </w:rPr>
-              <w:t>3,011</w:t>
+              <w:t>722</w:t>
             </w:r>
           </w:p>
         </w:tc>
@@ -5515,7 +5515,7 @@
                 <w:color w:val="1C3A36"/>
                 <w:sz w:val="17"/>
               </w:rPr>
-              <w:t>4,005</w:t>
+              <w:t>1,312</w:t>
             </w:r>
           </w:p>
         </w:tc>
@@ -5553,7 +5553,7 @@
                 <w:color w:val="1C3A36"/>
                 <w:sz w:val="17"/>
               </w:rPr>
-              <w:t>0.837</w:t>
+              <w:t>0.873</w:t>
             </w:r>
           </w:p>
         </w:tc>
@@ -5571,7 +5571,7 @@
                 <w:color w:val="1C3A36"/>
                 <w:sz w:val="17"/>
               </w:rPr>
-              <w:t>0.713</w:t>
+              <w:t>0.769</w:t>
             </w:r>
           </w:p>
         </w:tc>
@@ -5589,7 +5589,7 @@
                 <w:color w:val="1C3A36"/>
                 <w:sz w:val="17"/>
               </w:rPr>
-              <w:t>0.614</w:t>
+              <w:t>0.682</w:t>
             </w:r>
           </w:p>
         </w:tc>
@@ -5607,7 +5607,7 @@
                 <w:color w:val="1C3A36"/>
                 <w:sz w:val="17"/>
               </w:rPr>
-              <w:t>0.534</w:t>
+              <w:t>0.609</w:t>
             </w:r>
           </w:p>
         </w:tc>
@@ -5625,7 +5625,7 @@
                 <w:color w:val="1C3A36"/>
                 <w:sz w:val="17"/>
               </w:rPr>
-              <w:t>0.468</w:t>
+              <w:t>0.546</w:t>
             </w:r>
           </w:p>
         </w:tc>
@@ -5663,7 +5663,7 @@
                 <w:color w:val="1C3A36"/>
                 <w:sz w:val="17"/>
               </w:rPr>
-              <w:t>134</w:t>
+              <w:t>139</w:t>
             </w:r>
           </w:p>
         </w:tc>
@@ -5681,7 +5681,7 @@
                 <w:color w:val="1C3A36"/>
                 <w:sz w:val="17"/>
               </w:rPr>
-              <w:t>210</w:t>
+              <w:t>-732</w:t>
             </w:r>
           </w:p>
         </w:tc>
@@ -5699,7 +5699,7 @@
                 <w:color w:val="1C3A36"/>
                 <w:sz w:val="17"/>
               </w:rPr>
-              <w:t>1,082</w:t>
+              <w:t>-10</w:t>
             </w:r>
           </w:p>
         </w:tc>
@@ -5717,7 +5717,7 @@
                 <w:color w:val="1C3A36"/>
                 <w:sz w:val="17"/>
               </w:rPr>
-              <w:t>1,609</w:t>
+              <w:t>440</w:t>
             </w:r>
           </w:p>
         </w:tc>
@@ -5735,7 +5735,7 @@
                 <w:color w:val="1C3A36"/>
                 <w:sz w:val="17"/>
               </w:rPr>
-              <w:t>1,875</w:t>
+              <w:t>716</w:t>
             </w:r>
           </w:p>
         </w:tc>
@@ -5858,7 +5858,7 @@
                 <w:color w:val="1C3A36"/>
                 <w:sz w:val="18"/>
               </w:rPr>
-              <w:t>4,910</w:t>
+              <w:t>553</w:t>
             </w:r>
           </w:p>
         </w:tc>
@@ -5896,7 +5896,7 @@
                 <w:color w:val="1C3A36"/>
                 <w:sz w:val="18"/>
               </w:rPr>
-              <w:t>59,842</w:t>
+              <w:t>30,598</w:t>
             </w:r>
           </w:p>
         </w:tc>
@@ -5934,7 +5934,7 @@
                 <w:color w:val="1C3A36"/>
                 <w:sz w:val="18"/>
               </w:rPr>
-              <w:t>28,014</w:t>
+              <w:t>16,706</w:t>
             </w:r>
           </w:p>
         </w:tc>
@@ -5972,7 +5972,7 @@
                 <w:color w:val="1C3A36"/>
                 <w:sz w:val="18"/>
               </w:rPr>
-              <w:t>32,924</w:t>
+              <w:t>17,259</w:t>
             </w:r>
           </w:p>
         </w:tc>
@@ -6010,7 +6010,7 @@
                 <w:color w:val="1C3A36"/>
                 <w:sz w:val="18"/>
               </w:rPr>
-              <w:t>85%</w:t>
+              <w:t>97%</w:t>
             </w:r>
           </w:p>
         </w:tc>
@@ -6086,7 +6086,7 @@
                 <w:color w:val="1C3A36"/>
                 <w:sz w:val="18"/>
               </w:rPr>
-              <w:t>18,430</w:t>
+              <w:t>2,766</w:t>
             </w:r>
           </w:p>
         </w:tc>
@@ -6124,7 +6124,7 @@
                 <w:color w:val="1C3A36"/>
                 <w:sz w:val="18"/>
               </w:rPr>
-              <w:t>(801)</w:t>
+              <w:t>(120)</w:t>
             </w:r>
           </w:p>
         </w:tc>
@@ -6162,7 +6162,7 @@
                 <w:color w:val="1C3A36"/>
                 <w:sz w:val="18"/>
               </w:rPr>
-              <w:t>17,629</w:t>
+              <w:t>2,645</w:t>
             </w:r>
           </w:p>
         </w:tc>
@@ -6184,7 +6184,7 @@
           <w:color w:val="1C3A36"/>
           <w:sz w:val="21"/>
         </w:rPr>
-        <w:t>Two honesty notes. First, 85% of the enterprise value sits in the terminal value — this is a growth-and-rates bet dressed as a five-year model, which is why §1.9 sensitises the discount-rate and terminal-growth grid rather than hiding it. Second, the explicit-period cash flow is thin in the first year (EGP 160 mn) precisely because growth consumes working capital; the value is in the steady state, not the ramp. Both are disclosed rather than blended away.</w:t>
+        <w:t>Two honesty notes. First, 97% of the enterprise value sits in the terminal value — this is a growth-and-rates bet dressed as a five-year model, which is why §1.9 sensitises the discount-rate and terminal-growth grid rather than hiding it. Second, the explicit-period cash flow is thin in the first year (EGP 160 mn) precisely because growth consumes working capital; the value is in the steady state, not the ramp. Both are disclosed rather than blended away.</w:t>
       </w:r>
     </w:p>
     <w:p>
@@ -7151,7 +7151,7 @@
                 <w:color w:val="1C3A36"/>
                 <w:sz w:val="18"/>
               </w:rPr>
-              <w:t>31.64</w:t>
+              <w:t>17.83</w:t>
             </w:r>
           </w:p>
         </w:tc>
@@ -7169,7 +7169,7 @@
                 <w:color w:val="1C3A36"/>
                 <w:sz w:val="18"/>
               </w:rPr>
-              <w:t>+9%</w:t>
+              <w:t>-38%</w:t>
             </w:r>
           </w:p>
         </w:tc>
@@ -7225,7 +7225,7 @@
                 <w:color w:val="1C3A36"/>
                 <w:sz w:val="18"/>
               </w:rPr>
-              <w:t>44.12</w:t>
+              <w:t>30.32</w:t>
             </w:r>
           </w:p>
         </w:tc>
@@ -7243,7 +7243,7 @@
                 <w:color w:val="1C3A36"/>
                 <w:sz w:val="18"/>
               </w:rPr>
-              <w:t>+52%</w:t>
+              <w:t>+5%</w:t>
             </w:r>
           </w:p>
         </w:tc>
@@ -7452,7 +7452,7 @@
                 <w:color w:val="1C3A36"/>
                 <w:sz w:val="18"/>
               </w:rPr>
-              <w:t>18.08 – 44.12</w:t>
+              <w:t>17.83 – 30.32</w:t>
             </w:r>
           </w:p>
         </w:tc>
@@ -7472,7 +7472,7 @@
                 <w:color w:val="1C3A36"/>
                 <w:sz w:val="18"/>
               </w:rPr>
-              <w:t>-38% to +52%</w:t>
+              <w:t>-38% to +5%</w:t>
             </w:r>
           </w:p>
         </w:tc>
@@ -7562,7 +7562,7 @@
           <w:color w:val="1C3A36"/>
           <w:sz w:val="21"/>
         </w:rPr>
-        <w:t>The answer is EGP 31.64 on one of the company’s disclosures and EGP 44.12 on the other</w:t>
+        <w:t>The answer is EGP 17.83 on one of the company’s disclosures and EGP 30.32 on the other</w:t>
       </w:r>
       <w:r>
         <w:rPr>
@@ -7571,7 +7571,7 @@
           <w:color w:val="1C3A36"/>
           <w:sz w:val="21"/>
         </w:rPr>
-        <w:t>, +9% and +52% against the price. The width of this picture is not four independent methods converging or failing to converge. Two of the marks — the primary’s branches — differ only in the associate line, and the two cross-checks do not touch that line at all: the earnings multiple reads EGP 18.08 and the disclosed book floor EGP 30.82, both within 38% of the traded price. That split is itself the finding, and it is the same finding on either branch: strip the associate out and this is an operating group priced about where its own earnings and its own book say it should be; put it back at either company-published mark and the shares look cheap.</w:t>
+        <w:t>, -38% and +5% against the price. The width of this picture is not four independent methods converging or failing to converge. Two of the marks — the primary’s branches — differ only in the associate line, and the two cross-checks do not touch that line at all: the earnings multiple reads EGP 18.08 and the disclosed book floor EGP 30.82, both within 38% of the traded price. That split is itself the finding, and it is the same finding on either branch: strip the associate out and this is an operating group priced about where its own earnings and its own book say it should be; put it back at either company-published mark and the shares look cheap.</w:t>
       </w:r>
     </w:p>
     <w:p>
@@ -9047,7 +9047,7 @@
           <w:color w:val="1C3A36"/>
           <w:sz w:val="19"/>
         </w:rPr>
-        <w:t>One further pair of figures the workbook carries and this document did not: the study’s own committed SCENARIO SPAN on the primary, EGP 22.90 to 73.56 per share. It is a stress on the model at once rather than one driver at a time — a gross-margin shift, the whole cost-of-capital ladder moved together, terminal growth shifted in real terms, and the marks on the lender and the associates moved with them. IT IS NOT THE ENVELOPE and sits outside it on both sides: the envelope is the range of the present-value READS, which is a different object. Both are published here rather than one in each file.</w:t>
+        <w:t>One further pair of figures the workbook carries and this document did not: the study’s own committed SCENARIO SPAN on the primary, EGP 7.91 to 73.91 per share. It is a stress on the model at once rather than one driver at a time — a gross-margin shift, the whole cost-of-capital ladder moved together, terminal growth shifted in real terms, and the marks on the lender and the associates moved with them. IT IS NOT THE ENVELOPE and sits outside it on both sides: the envelope is the range of the present-value READS, which is a different object. Both are published here rather than one in each file.</w:t>
       </w:r>
     </w:p>
     <w:p>
@@ -9075,7 +9075,7 @@
           <w:color w:val="1C3A36"/>
           <w:sz w:val="21"/>
         </w:rPr>
-        <w:t>Three judgments drive this valuation, in order of size. First and by a wide margin: not what GB Corp’s MNT-Halan stake IS — the company stated it — but on what BASIS a minority interest in an unlisted company should be carried. The two the company itself publishes are EGP 15,724 mn and EGP 29,273 mn, a difference of 28.3% of the higher answer, and this study does not choose between them. What the traded price implies for that line is EGP 13,347 mn for ALL the associates together — a discount of 17.8% to the reviewed carrying value and 55.2% to the round-price read. A discount of that size to a private round is arguable; a discount of that size to a figure a reviewing accountant has signed a balance sheet on is a different claim, and it is the one the market is making. Second, where Auto working-capital intensity settles: it is modelled from 22.6% of revenue down to 22.6%, and because the auto leg’s free cash flow is a thin residual, that path moves it directly — §1.9 prices the grid rather than a single point estimate. Third, the Egyptian nominal-rate path: the schedule glides from 19.40% to 14.16% against terminal growth of 7.00%, a terminal real spread of 7.16%. A fourth exposure is regional: part of passenger-car revenue is Iraq and Jordan, where conflict has already cut volumes, and this study does not hold a sourced split of that revenue for the reviewed half, so it is named as an exposure and not priced.</w:t>
+        <w:t>Three judgments drive this valuation, in order of size. First and by a wide margin: not what GB Corp’s MNT-Halan stake IS — the company stated it — but on what BASIS a minority interest in an unlisted company should be carried. The two the company itself publishes are EGP 15,724 mn and EGP 29,273 mn, a difference of 41.2% of the higher answer, and this study does not choose between them. What the traded price implies for that line is EGP 28,330 mn for ALL the associates together — a discount of -74.6% to the reviewed carrying value and 4.9% to the round-price read. A discount of that size to a private round is arguable; a discount of that size to a figure a reviewing accountant has signed a balance sheet on is a different claim, and it is the one the market is making. Second, where Auto working-capital intensity settles: it is modelled from is held flat at 22.6% of revenue, and because the auto leg’s free cash flow is a thin residual, where that intensity settles moves it directly — §1.9 prices the grid rather than a single point estimate. Third, the Egyptian nominal-rate path: the schedule glides from 14.58% to 11.59% against terminal growth of 7.00%, a terminal real spread of 4.59%. A fourth exposure is regional: part of passenger-car revenue is Iraq and Jordan, where conflict has already cut volumes, and this study does not hold a sourced split of that revenue for the reviewed half, so it is named as an exposure and not priced.</w:t>
       </w:r>
     </w:p>
     <w:p>
@@ -9098,7 +9098,7 @@
           <w:color w:val="1C3A36"/>
           <w:sz w:val="19"/>
         </w:rPr>
-        <w:t>The paragraph above solves the price for the associate mark, which is the input the two branches actually differ in. Solve it instead for the auto leg’s cost of capital, holding every other line at its published value, and the traded price implies 25.49% against this study’s 19.40% on the round-price branch — 6.1 points, a stretch on a leg worth less than half the sum of the parts — but only 20.02% on the carrying-value branch, 0.6 points, which is an ordinary disagreement about the cost of capital in this market. A reader is entitled to both readings, and on the branch this study can most easily defend the market is not making an extraordinary claim at all. Neither figure is used anywhere in the valuation; both are solved from it.</w:t>
+        <w:t>The paragraph above solves the price for the associate mark, which is the input the two branches actually differ in. Solve it instead for the auto leg’s cost of capital, holding every other line at its published value, and the traded price implies 14.95% against this study’s 14.58% on the round-price branch — 0.4 points, a stretch on a leg worth less than half the sum of the parts — but only 14.50% on the carrying-value branch, -0.1 points, which is an ordinary disagreement about the cost of capital in this market. A reader is entitled to both readings, and on the branch this study can most easily defend the market is not making an extraordinary claim at all. Neither figure is used anywhere in the valuation; both are solved from it.</w:t>
       </w:r>
     </w:p>
     <w:p>
@@ -9769,7 +9769,7 @@
                 <w:color w:val="1C3A36"/>
                 <w:sz w:val="17"/>
               </w:rPr>
-              <w:t>debt is entirely local-currency on the disclosed facility note</w:t>
+              <w:t>86.1% of the book is local-currency on the split DERIVED from note 26's two disclosed rates; the dollar tranche is measured at the rate actually paid, and carrying it at its LOCAL-EQUIVALENT cost instead is priced in §1.8 and registered rather than applied</w:t>
             </w:r>
           </w:p>
         </w:tc>
@@ -9807,7 +9807,7 @@
                 <w:color w:val="1C3A36"/>
                 <w:sz w:val="17"/>
               </w:rPr>
-              <w:t>42.4% / 57.6%</w:t>
+              <w:t>9.9% / 90.1%</w:t>
             </w:r>
           </w:p>
         </w:tc>
@@ -9863,7 +9863,7 @@
                 <w:color w:val="1C3A36"/>
                 <w:sz w:val="17"/>
               </w:rPr>
-              <w:t>19.40%</w:t>
+              <w:t>14.58%</w:t>
             </w:r>
           </w:p>
         </w:tc>
@@ -9881,7 +9881,7 @@
                 <w:color w:val="1C3A36"/>
                 <w:sz w:val="17"/>
               </w:rPr>
-              <w:t>19.86% on the rating-based alternative</w:t>
+              <w:t>14.69% on the rating-based alternative</w:t>
             </w:r>
           </w:p>
         </w:tc>
@@ -9919,7 +9919,7 @@
                 <w:color w:val="1C3A36"/>
                 <w:sz w:val="17"/>
               </w:rPr>
-              <w:t>14.16%</w:t>
+              <w:t>11.59%</w:t>
             </w:r>
           </w:p>
         </w:tc>
@@ -10015,7 +10015,7 @@
           <w:color w:val="1C3A36"/>
           <w:sz w:val="19"/>
         </w:rPr>
-        <w:t>Three honesty notes on this build. First, the beta is the stock’s own regression against the published index of the exchange it is listed on — 0.8907, on weekly observations over nearly five years, clearing the minimum sample, explanatory power and precision required before a regression beta may be used at all — and it replaces an assumed unit beta the superseded edition carried because an earlier attempt on five annual observations was unusable. Second, the country risk enters exactly once: the observed local yield is reduced by this sovereign’s own default spread and the premium added back carries the country risk, rather than the raw yield being combined with a country-loaded premium. Third, both premium bases are published and the market basis is named as the adopted one; the rating basis is shown beside it rather than averaged into it. Fourth, and it belongs here because a refusal can still leave a charge behind: the terminal spends 1.74 times its own book depreciation on capital expenditure — EGP 2,800 mn against 1,605 mn. A company replacing its base over the 10.9-to-17.1-year composite the filings support would spend about book depreciation grossed for cost inflation, so this terminal charges ABOVE replacement rather than below it. That is the one direction the inference runs without a sourced life, and it is the conservative one. And the beta’s own uncertainty is priced on the regression’s OWN standard error of 0.2041 rather than against a unit beta: one standard error either side is 0.6866 to 1.0947, which is a wider exposure than the distance to 1.0 and is the honest way to state it.</w:t>
+        <w:t>Three honesty notes on this build. First, the beta is the stock’s own regression against the published index of the exchange it is listed on — 0.8907, on weekly observations over nearly five years, clearing the minimum sample, explanatory power and precision required before a regression beta may be used at all — and it replaces an assumed unit beta the superseded edition carried because an earlier attempt on five annual observations was unusable. Second, the country risk enters exactly once: the observed local yield is reduced by this sovereign’s own default spread and the premium added back carries the country risk, rather than the raw yield being combined with a country-loaded premium. Third, both premium bases are published and the market basis is named as the adopted one; the rating basis is shown beside it rather than averaged into it. Fourth, and it belongs here because a refusal can still leave a charge behind: the terminal spends 3.42 times its own book depreciation on capital expenditure — EGP 5,493 mn against 1,605 mn. A company replacing its base over the 10.9-to-17.1-year composite the filings support would spend about book depreciation grossed for cost inflation, so this terminal charges ABOVE replacement rather than below it. That is the one direction the inference runs without a sourced life, and it is the conservative one. And the beta’s own uncertainty is priced on the regression’s OWN standard error of 0.2041 rather than against a unit beta: one standard error either side is 0.6866 to 1.0947, which is a wider exposure than the distance to 1.0 and is the honest way to state it.</w:t>
       </w:r>
     </w:p>
     <w:p>
@@ -10124,7 +10124,7 @@
                 <w:color w:val="1C3A36"/>
                 <w:sz w:val="17"/>
               </w:rPr>
-              <w:t>17.4%</w:t>
+              <w:t>12.6%</w:t>
             </w:r>
           </w:p>
         </w:tc>
@@ -10143,7 +10143,7 @@
                 <w:color w:val="1C3A36"/>
                 <w:sz w:val="17"/>
               </w:rPr>
-              <w:t>18.4%</w:t>
+              <w:t>13.6%</w:t>
             </w:r>
           </w:p>
         </w:tc>
@@ -10162,7 +10162,7 @@
                 <w:color w:val="1C3A36"/>
                 <w:sz w:val="17"/>
               </w:rPr>
-              <w:t>19.4%</w:t>
+              <w:t>14.6%</w:t>
             </w:r>
           </w:p>
         </w:tc>
@@ -10181,7 +10181,7 @@
                 <w:color w:val="1C3A36"/>
                 <w:sz w:val="17"/>
               </w:rPr>
-              <w:t>20.4%</w:t>
+              <w:t>15.6%</w:t>
             </w:r>
           </w:p>
         </w:tc>
@@ -10200,7 +10200,7 @@
                 <w:color w:val="1C3A36"/>
                 <w:sz w:val="17"/>
               </w:rPr>
-              <w:t>21.4%</w:t>
+              <w:t>16.6%</w:t>
             </w:r>
           </w:p>
         </w:tc>
@@ -10238,7 +10238,7 @@
                 <w:color w:val="1C3A36"/>
                 <w:sz w:val="17"/>
               </w:rPr>
-              <w:t>36.9</w:t>
+              <w:t>n.m.</w:t>
             </w:r>
           </w:p>
         </w:tc>
@@ -10256,7 +10256,7 @@
                 <w:color w:val="1C3A36"/>
                 <w:sz w:val="17"/>
               </w:rPr>
-              <w:t>29.3</w:t>
+              <w:t>n.m.</w:t>
             </w:r>
           </w:p>
         </w:tc>
@@ -10274,7 +10274,7 @@
                 <w:color w:val="1C3A36"/>
                 <w:sz w:val="17"/>
               </w:rPr>
-              <w:t>23.9</w:t>
+              <w:t>10.1</w:t>
             </w:r>
           </w:p>
         </w:tc>
@@ -10292,7 +10292,7 @@
                 <w:color w:val="1C3A36"/>
                 <w:sz w:val="17"/>
               </w:rPr>
-              <w:t>19.8</w:t>
+              <w:t>6.9</w:t>
             </w:r>
           </w:p>
         </w:tc>
@@ -10310,7 +10310,7 @@
                 <w:color w:val="1C3A36"/>
                 <w:sz w:val="17"/>
               </w:rPr>
-              <w:t>16.6</w:t>
+              <w:t>4.7</w:t>
             </w:r>
           </w:p>
         </w:tc>
@@ -10348,7 +10348,7 @@
                 <w:color w:val="1C3A36"/>
                 <w:sz w:val="17"/>
               </w:rPr>
-              <w:t>43.6</w:t>
+              <w:t>n.m.</w:t>
             </w:r>
           </w:p>
         </w:tc>
@@ -10366,7 +10366,7 @@
                 <w:color w:val="1C3A36"/>
                 <w:sz w:val="17"/>
               </w:rPr>
-              <w:t>36.1</w:t>
+              <w:t>n.m.</w:t>
             </w:r>
           </w:p>
         </w:tc>
@@ -10384,7 +10384,7 @@
                 <w:color w:val="1C3A36"/>
                 <w:sz w:val="17"/>
               </w:rPr>
-              <w:t>30.6</w:t>
+              <w:t>16.8</w:t>
             </w:r>
           </w:p>
         </w:tc>
@@ -10402,7 +10402,7 @@
                 <w:color w:val="1C3A36"/>
                 <w:sz w:val="17"/>
               </w:rPr>
-              <w:t>26.6</w:t>
+              <w:t>13.6</w:t>
             </w:r>
           </w:p>
         </w:tc>
@@ -10420,7 +10420,7 @@
                 <w:color w:val="1C3A36"/>
                 <w:sz w:val="17"/>
               </w:rPr>
-              <w:t>23.4</w:t>
+              <w:t>11.4</w:t>
             </w:r>
           </w:p>
         </w:tc>
@@ -10458,7 +10458,7 @@
                 <w:color w:val="1C3A36"/>
                 <w:sz w:val="17"/>
               </w:rPr>
-              <w:t>44.6</w:t>
+              <w:t>n.m.</w:t>
             </w:r>
           </w:p>
         </w:tc>
@@ -10476,7 +10476,7 @@
                 <w:color w:val="1C3A36"/>
                 <w:sz w:val="17"/>
               </w:rPr>
-              <w:t>37.1</w:t>
+              <w:t>n.m.</w:t>
             </w:r>
           </w:p>
         </w:tc>
@@ -10494,7 +10494,7 @@
                 <w:color w:val="1C3A36"/>
                 <w:sz w:val="17"/>
               </w:rPr>
-              <w:t>31.6</w:t>
+              <w:t>17.8</w:t>
             </w:r>
           </w:p>
         </w:tc>
@@ -10512,7 +10512,7 @@
                 <w:color w:val="1C3A36"/>
                 <w:sz w:val="17"/>
               </w:rPr>
-              <w:t>27.6</w:t>
+              <w:t>14.6</w:t>
             </w:r>
           </w:p>
         </w:tc>
@@ -10530,7 +10530,7 @@
                 <w:color w:val="1C3A36"/>
                 <w:sz w:val="17"/>
               </w:rPr>
-              <w:t>24.4</w:t>
+              <w:t>12.4</w:t>
             </w:r>
           </w:p>
         </w:tc>
@@ -10568,7 +10568,7 @@
                 <w:color w:val="1C3A36"/>
                 <w:sz w:val="17"/>
               </w:rPr>
-              <w:t>50.4</w:t>
+              <w:t>n.m.</w:t>
             </w:r>
           </w:p>
         </w:tc>
@@ -10586,7 +10586,7 @@
                 <w:color w:val="1C3A36"/>
                 <w:sz w:val="17"/>
               </w:rPr>
-              <w:t>42.8</w:t>
+              <w:t>n.m.</w:t>
             </w:r>
           </w:p>
         </w:tc>
@@ -10604,7 +10604,7 @@
                 <w:color w:val="1C3A36"/>
                 <w:sz w:val="17"/>
               </w:rPr>
-              <w:t>37.4</w:t>
+              <w:t>23.6</w:t>
             </w:r>
           </w:p>
         </w:tc>
@@ -10622,7 +10622,7 @@
                 <w:color w:val="1C3A36"/>
                 <w:sz w:val="17"/>
               </w:rPr>
-              <w:t>33.3</w:t>
+              <w:t>20.4</w:t>
             </w:r>
           </w:p>
         </w:tc>
@@ -10640,7 +10640,7 @@
                 <w:color w:val="1C3A36"/>
                 <w:sz w:val="17"/>
               </w:rPr>
-              <w:t>30.1</w:t>
+              <w:t>18.2</w:t>
             </w:r>
           </w:p>
         </w:tc>
@@ -10678,7 +10678,7 @@
                 <w:color w:val="1C3A36"/>
                 <w:sz w:val="17"/>
               </w:rPr>
-              <w:t>57.1</w:t>
+              <w:t>n.m.</w:t>
             </w:r>
           </w:p>
         </w:tc>
@@ -10696,7 +10696,7 @@
                 <w:color w:val="1C3A36"/>
                 <w:sz w:val="17"/>
               </w:rPr>
-              <w:t>49.5</w:t>
+              <w:t>n.m.</w:t>
             </w:r>
           </w:p>
         </w:tc>
@@ -10714,7 +10714,7 @@
                 <w:color w:val="1C3A36"/>
                 <w:sz w:val="17"/>
               </w:rPr>
-              <w:t>44.1</w:t>
+              <w:t>30.3</w:t>
             </w:r>
           </w:p>
         </w:tc>
@@ -10732,7 +10732,7 @@
                 <w:color w:val="1C3A36"/>
                 <w:sz w:val="17"/>
               </w:rPr>
-              <w:t>40.0</w:t>
+              <w:t>27.1</w:t>
             </w:r>
           </w:p>
         </w:tc>
@@ -10750,7 +10750,7 @@
                 <w:color w:val="1C3A36"/>
                 <w:sz w:val="17"/>
               </w:rPr>
-              <w:t>36.9</w:t>
+              <w:t>24.9</w:t>
             </w:r>
           </w:p>
         </w:tc>
@@ -10772,7 +10772,7 @@
           <w:color w:val="6E7B77"/>
           <w:sz w:val="17"/>
         </w:rPr>
-        <w:t>Sum-of-the-parts fair value, EGP per share, spanning EGP 16.6 to 57.1 across the grid. The two rows marked ‡ are the study’s two published branches; the centre column is the model’s own first-year cost of capital of 19.40%. The rate axis shifts the WHOLE schedule, explicit years and terminal together, because moving one rate and not the others would price one date at two prices.</w:t>
+        <w:t>Sum-of-the-parts fair value, EGP per share, spanning EGP 4.7 to 30.3 across the grid. 10 cells print n.m. rather than a figure, and the rule is stated rather than left to be inferred: where the shift leaves less than 4.5 percentage points between the terminal cost of capital and terminal growth, a perpetuity is arithmetically explosive and economically meaningless, so it is not printed as a valuation. Those cells are computable and they run to roughly EGP 102, which is the number the suppression withholds and is stated here so nothing is hidden. The two rows marked ‡ are the study’s two published branches; the centre column is the model’s own first-year cost of capital of 14.58%. The rate axis shifts the WHOLE schedule, explicit years and terminal together, because moving one rate and not the others would price one date at two prices.</w:t>
       </w:r>
     </w:p>
     <w:p>
@@ -11003,7 +11003,7 @@
                 <w:color w:val="1C3A36"/>
                 <w:sz w:val="18"/>
               </w:rPr>
-              <w:t>17.4%</w:t>
+              <w:t>12.6%</w:t>
             </w:r>
           </w:p>
         </w:tc>
@@ -11021,7 +11021,7 @@
                 <w:color w:val="1C3A36"/>
                 <w:sz w:val="18"/>
               </w:rPr>
-              <w:t>46.2</w:t>
+              <w:t>31.5</w:t>
             </w:r>
           </w:p>
         </w:tc>
@@ -11039,7 +11039,7 @@
                 <w:color w:val="1C3A36"/>
                 <w:sz w:val="18"/>
               </w:rPr>
-              <w:t>50.7</w:t>
+              <w:t>n.m.</w:t>
             </w:r>
           </w:p>
         </w:tc>
@@ -11057,7 +11057,7 @@
                 <w:color w:val="1C3A36"/>
                 <w:sz w:val="18"/>
               </w:rPr>
-              <w:t>57.1</w:t>
+              <w:t>n.m.</w:t>
             </w:r>
           </w:p>
         </w:tc>
@@ -11113,7 +11113,7 @@
                 <w:color w:val="1C3A36"/>
                 <w:sz w:val="18"/>
               </w:rPr>
-              <w:t>18.4%</w:t>
+              <w:t>13.6%</w:t>
             </w:r>
           </w:p>
         </w:tc>
@@ -11131,7 +11131,7 @@
                 <w:color w:val="1C3A36"/>
                 <w:sz w:val="18"/>
               </w:rPr>
-              <w:t>41.8</w:t>
+              <w:t>28.0</w:t>
             </w:r>
           </w:p>
         </w:tc>
@@ -11149,7 +11149,7 @@
                 <w:color w:val="1C3A36"/>
                 <w:sz w:val="18"/>
               </w:rPr>
-              <w:t>45.1</w:t>
+              <w:t>30.9</w:t>
             </w:r>
           </w:p>
         </w:tc>
@@ -11167,7 +11167,7 @@
                 <w:color w:val="1C3A36"/>
                 <w:sz w:val="18"/>
               </w:rPr>
-              <w:t>49.5</w:t>
+              <w:t>n.m.</w:t>
             </w:r>
           </w:p>
         </w:tc>
@@ -11185,7 +11185,7 @@
                 <w:color w:val="1C3A36"/>
                 <w:sz w:val="18"/>
               </w:rPr>
-              <w:t>55.7</w:t>
+              <w:t>n.m.</w:t>
             </w:r>
           </w:p>
         </w:tc>
@@ -11223,7 +11223,7 @@
                 <w:color w:val="1C3A36"/>
                 <w:sz w:val="18"/>
               </w:rPr>
-              <w:t>19.4%</w:t>
+              <w:t>14.6%</w:t>
             </w:r>
           </w:p>
         </w:tc>
@@ -11241,7 +11241,7 @@
                 <w:color w:val="1C3A36"/>
                 <w:sz w:val="18"/>
               </w:rPr>
-              <w:t>38.4</w:t>
+              <w:t>25.7</w:t>
             </w:r>
           </w:p>
         </w:tc>
@@ -11259,7 +11259,7 @@
                 <w:color w:val="1C3A36"/>
                 <w:sz w:val="18"/>
               </w:rPr>
-              <w:t>40.9</w:t>
+              <w:t>27.6</w:t>
             </w:r>
           </w:p>
         </w:tc>
@@ -11277,7 +11277,7 @@
                 <w:color w:val="1C3A36"/>
                 <w:sz w:val="18"/>
               </w:rPr>
-              <w:t>44.1</w:t>
+              <w:t>30.3</w:t>
             </w:r>
           </w:p>
         </w:tc>
@@ -11295,7 +11295,7 @@
                 <w:color w:val="1C3A36"/>
                 <w:sz w:val="18"/>
               </w:rPr>
-              <w:t>48.4</w:t>
+              <w:t>n.m.</w:t>
             </w:r>
           </w:p>
         </w:tc>
@@ -11313,7 +11313,7 @@
                 <w:color w:val="1C3A36"/>
                 <w:sz w:val="18"/>
               </w:rPr>
-              <w:t>54.3</w:t>
+              <w:t>n.m.</w:t>
             </w:r>
           </w:p>
         </w:tc>
@@ -11333,7 +11333,7 @@
                 <w:color w:val="1C3A36"/>
                 <w:sz w:val="18"/>
               </w:rPr>
-              <w:t>20.4%</w:t>
+              <w:t>15.6%</w:t>
             </w:r>
           </w:p>
         </w:tc>
@@ -11351,7 +11351,7 @@
                 <w:color w:val="1C3A36"/>
                 <w:sz w:val="18"/>
               </w:rPr>
-              <w:t>35.6</w:t>
+              <w:t>23.9</w:t>
             </w:r>
           </w:p>
         </w:tc>
@@ -11369,7 +11369,7 @@
                 <w:color w:val="1C3A36"/>
                 <w:sz w:val="18"/>
               </w:rPr>
-              <w:t>37.6</w:t>
+              <w:t>25.3</w:t>
             </w:r>
           </w:p>
         </w:tc>
@@ -11387,7 +11387,7 @@
                 <w:color w:val="1C3A36"/>
                 <w:sz w:val="18"/>
               </w:rPr>
-              <w:t>40.0</w:t>
+              <w:t>27.1</w:t>
             </w:r>
           </w:p>
         </w:tc>
@@ -11405,7 +11405,7 @@
                 <w:color w:val="1C3A36"/>
                 <w:sz w:val="18"/>
               </w:rPr>
-              <w:t>43.2</w:t>
+              <w:t>29.8</w:t>
             </w:r>
           </w:p>
         </w:tc>
@@ -11423,7 +11423,7 @@
                 <w:color w:val="1C3A36"/>
                 <w:sz w:val="18"/>
               </w:rPr>
-              <w:t>47.3</w:t>
+              <w:t>n.m.</w:t>
             </w:r>
           </w:p>
         </w:tc>
@@ -11443,7 +11443,7 @@
                 <w:color w:val="1C3A36"/>
                 <w:sz w:val="18"/>
               </w:rPr>
-              <w:t>21.4%</w:t>
+              <w:t>16.6%</w:t>
             </w:r>
           </w:p>
         </w:tc>
@@ -11461,7 +11461,7 @@
                 <w:color w:val="1C3A36"/>
                 <w:sz w:val="18"/>
               </w:rPr>
-              <w:t>33.4</w:t>
+              <w:t>22.6</w:t>
             </w:r>
           </w:p>
         </w:tc>
@@ -11479,7 +11479,7 @@
                 <w:color w:val="1C3A36"/>
                 <w:sz w:val="18"/>
               </w:rPr>
-              <w:t>35.0</w:t>
+              <w:t>23.6</w:t>
             </w:r>
           </w:p>
         </w:tc>
@@ -11497,7 +11497,7 @@
                 <w:color w:val="1C3A36"/>
                 <w:sz w:val="18"/>
               </w:rPr>
-              <w:t>36.9</w:t>
+              <w:t>24.9</w:t>
             </w:r>
           </w:p>
         </w:tc>
@@ -11515,7 +11515,7 @@
                 <w:color w:val="1C3A36"/>
                 <w:sz w:val="18"/>
               </w:rPr>
-              <w:t>39.2</w:t>
+              <w:t>26.7</w:t>
             </w:r>
           </w:p>
         </w:tc>
@@ -11533,7 +11533,7 @@
                 <w:color w:val="1C3A36"/>
                 <w:sz w:val="18"/>
               </w:rPr>
-              <w:t>42.2</w:t>
+              <w:t>29.3</w:t>
             </w:r>
           </w:p>
         </w:tc>
@@ -11555,7 +11555,7 @@
           <w:color w:val="6E7B77"/>
           <w:sz w:val="17"/>
         </w:rPr>
-        <w:t>Sum-of-the-parts fair value on the round-price branch, EGP per share. The centre cell, 19.4% against 7.0%, is EGP 44.1 — the published branch. Both axes are centred on the model's own build rather than on round numbers. On the carrying-value branch every cell is EGP 12.48 lower, because the branches differ by a constant.</w:t>
+        <w:t>Sum-of-the-parts fair value on the round-price branch, EGP per share. The centre cell, 14.6% against 7.0%, is EGP 30.3 — the published branch. Both axes are centred on the model's own build rather than on round numbers. On the carrying-value branch every cell is EGP 12.48 lower, because the branches differ by a constant.</w:t>
       </w:r>
     </w:p>
     <w:p>
@@ -14795,7 +14795,7 @@
           <w:color w:val="1C3A36"/>
           <w:sz w:val="21"/>
         </w:rPr>
-        <w:t>Three readings sit side by side and they genuinely disagree. The fundamental primary reads EGP 31.64 and 44.12 — +9% and +52% against the price — on the two bases GB Corp itself publishes for one asset, while its cross-checks sit either side of the traded price at EGP 18.08 on forward earnings and EGP 30.82 on disclosed book. The technical picture has turned: the price came off its short averages with negative momentum and sits in the middle of its own 52-week range. The probabilistic map is the one piece untouched by any of this: its median (30.69) sits above the anchor because the repricing that carried this stock over the sample period has not yet statistically died. That is a description of measured price behaviour, not a claim about value, and it does not know what an associate stake is worth.</w:t>
+        <w:t>Three readings sit side by side and they genuinely disagree. The fundamental primary reads EGP 17.83 and 30.32 — -38% and +5% against the price — on the two bases GB Corp itself publishes for one asset, while its cross-checks sit either side of the traded price at EGP 18.08 on forward earnings and EGP 30.82 on disclosed book. The technical picture has turned: the price came off its short averages with negative momentum and sits in the middle of its own 52-week range. The probabilistic map is the one piece untouched by any of this: its median (30.69) sits above the anchor because the repricing that carried this stock over the sample period has not yet statistically died. That is a description of measured price behaviour, not a claim about value, and it does not know what an associate stake is worth.</w:t>
       </w:r>
     </w:p>
     <w:tbl>
@@ -14934,7 +14934,7 @@
                 <w:color w:val="1C3A36"/>
                 <w:sz w:val="18"/>
               </w:rPr>
-              <w:t>EGP 31.64 (+9%)</w:t>
+              <w:t>EGP 17.83 (-38%)</w:t>
             </w:r>
           </w:p>
         </w:tc>
@@ -14990,7 +14990,7 @@
                 <w:color w:val="1C3A36"/>
                 <w:sz w:val="18"/>
               </w:rPr>
-              <w:t>EGP 44.12 (+52%)</w:t>
+              <w:t>EGP 30.32 (+5%)</w:t>
             </w:r>
           </w:p>
         </w:tc>
@@ -15189,7 +15189,7 @@
           <w:color w:val="1C3A36"/>
           <w:sz w:val="21"/>
         </w:rPr>
-        <w:t>GB Corp trades below both branches of its primary lens, and the distance between those branches rests on a basis question rather than a fact: the company states a 41.61% holding in MNT-Halan, carries it at EGP 15.7 bn in its own reviewed balance sheet, and announced a funding round in June 2026 that marks the same holding at EGP 29.3 bn. What the traded price leaves for ALL the associates together is EGP 13.3 bn. Strip the associate leg out and what remains — the auto business and the lender — is 58% of the entire market capitalisation, which is close to what the tape and the earnings multiple already say. The honest summary is that the operating businesses are priced about right, and whether the shares are cheap depends on how much of a discount an unlisted minority financial-services stake is entitled to — a question this study poses precisely rather than settles. The envelope of the present-value reads, EGP 18.08 to 44.12, is wide enough on its own to demand real humility. We publish the distribution, not a target.</w:t>
+        <w:t>GB Corp trades below both branches of its primary lens, and the distance between those branches rests on a basis question rather than a fact: the company states a 41.61% holding in MNT-Halan, carries it at EGP 15.7 bn in its own reviewed balance sheet, and announced a funding round in June 2026 that marks the same holding at EGP 29.3 bn. What the traded price leaves for ALL the associates together is EGP 28.3 bn. Strip the associate leg out and what remains — the auto business and the lender — is 10% of the entire market capitalisation, which is close to what the tape and the earnings multiple already say. The honest summary is that the operating businesses are priced about right, and whether the shares are cheap depends on how much of a discount an unlisted minority financial-services stake is entitled to — a question this study poses precisely rather than settles. The envelope of the present-value reads, EGP 17.83 to 30.32, is wide enough on its own to demand real humility. We publish the distribution, not a target.</w:t>
       </w:r>
     </w:p>
     <w:p>
@@ -15413,7 +15413,7 @@
           <w:color w:val="1C3A36"/>
           <w:sz w:val="21"/>
         </w:rPr>
-        <w:t>A payout step-up would mark the cash-conversion inflection this study is waiting for. The model’s own forecast cash flows carry the constraint: the first forecast year converts EGP 160 mn of free cash flow against EGP 4,005 mn in the last.</w:t>
+        <w:t>A payout step-up would mark the cash-conversion inflection this study is waiting for. The model’s own forecast cash flows carry the constraint: the first forecast year converts EGP 160 mn of free cash flow against EGP 1,312 mn in the last.</w:t>
       </w:r>
     </w:p>
     <w:p>
@@ -15971,7 +15971,7 @@
           <w:color w:val="1C3A36"/>
           <w:sz w:val="21"/>
         </w:rPr>
-        <w:t>GB Corp carries its MNT-Halan interest at EGP 15.7 bn in its own reviewed balance sheet at 30 June 2026 and announced a June-2026 funding round that marks the same interest at EGP 29.3 bn. Both are the company’s own disclosures; the filings do not decide between them and neither does this study. The two answers, EGP 31.64 and 44.12, differ in that one line and in nothing else — the auto leg, the lender and the residual associates are identical. Averaging them would produce a figure neither disclosure supports.</w:t>
+        <w:t>GB Corp carries its MNT-Halan interest at EGP 15.7 bn in its own reviewed balance sheet at 30 June 2026 and announced a June-2026 funding round that marks the same interest at EGP 29.3 bn. Both are the company’s own disclosures; the filings do not decide between them and neither does this study. The two answers, EGP 17.83 and 30.32, differ in that one line and in nothing else — the auto leg, the lender and the residual associates are identical. Averaging them would produce a figure neither disclosure supports.</w:t>
       </w:r>
     </w:p>
     <w:p>
@@ -16076,7 +16076,7 @@
           <w:color w:val="1C3A36"/>
           <w:sz w:val="21"/>
         </w:rPr>
-        <w:t>The operating leg’s value lives in the glide of working-capital intensity from 22.6% of revenue to 22.6%. If the higher figure is the new structural cost of holding share — import finance and assembly stock — the auto leg is worth materially less, and the §1.9 grid rather than a single sentence is where that is priced.</w:t>
+        <w:t>The operating leg’s value lives in where working-capital intensity settles: it is held flat at 22.6% of revenue, anchored on the reviewed half. If that level is the new structural cost of holding share — import finance and assembly stock — rather than a stock build that unwinds, the auto leg is worth materially less; the company’s own days payable ran 112.7 to 83.3 and the cash cycle lengthened, which is evidence for the durable reading rather than against it. The §1.9 grid rather than a single sentence is where that is priced.</w:t>
       </w:r>
     </w:p>
     <w:p>
@@ -16097,7 +16097,7 @@
           <w:color w:val="1C3A36"/>
           <w:sz w:val="21"/>
         </w:rPr>
-        <w:t>85% of the auto leg’s enterprise value is terminal value, at a terminal spread of 7.16% between the cost of capital and growth. Worse, the house standard is that a terminal rests on a disclosed asset life, and none could be sourced here: the policy note gives rate ranges rather than a scalar, and the identity route depends on an undisclosed land split. The refusal is recorded in §1.2 rather than resolved by choosing a life, and it is the largest single piece of unfinished business in this study.</w:t>
+        <w:t>97% of the auto leg’s enterprise value is terminal value, at a terminal spread of 4.59% between the cost of capital and growth. Worse, the house standard is that a terminal rests on a disclosed asset life, and none could be sourced here: the policy note gives rate ranges rather than a scalar, and the identity route depends on an undisclosed land split. The refusal is recorded in §1.2 rather than resolved by choosing a life, and it is the largest single piece of unfinished business in this study.</w:t>
       </w:r>
     </w:p>
     <w:p>
@@ -16118,7 +16118,7 @@
           <w:color w:val="1C3A36"/>
           <w:sz w:val="21"/>
         </w:rPr>
-        <w:t>Solving the traded price for the auto leg’s cost of capital instead of the associate mark implies 25.49% on the round-price branch against this study’s 19.40%, and 20.02% on the carrying-value branch. The second is an ordinary disagreement about the cost of capital in this market. Both figures are solved from the price and used nowhere; they are printed because a binary between “the market is wrong about the associate” and “our auto leg is wrong” is too neat.</w:t>
+        <w:t>Solving the traded price for the auto leg’s cost of capital instead of the associate mark implies 14.95% on the round-price branch against this study’s 14.58%, and 14.50% on the carrying-value branch. The second is an ordinary disagreement about the cost of capital in this market. Both figures are solved from the price and used nowhere; they are printed because a binary between “the market is wrong about the associate” and “our auto leg is wrong” is too neat.</w:t>
       </w:r>
     </w:p>
     <w:p>
@@ -23222,7 +23222,7 @@
                 <w:color w:val="1C3A36"/>
                 <w:sz w:val="17"/>
               </w:rPr>
-              <w:t>(2,400)</w:t>
+              <w:t>(3,647)</w:t>
             </w:r>
           </w:p>
         </w:tc>
@@ -23240,7 +23240,7 @@
                 <w:color w:val="1C3A36"/>
                 <w:sz w:val="17"/>
               </w:rPr>
-              <w:t>(2,500)</w:t>
+              <w:t>(4,277)</w:t>
             </w:r>
           </w:p>
         </w:tc>
@@ -23258,7 +23258,7 @@
                 <w:color w:val="1C3A36"/>
                 <w:sz w:val="17"/>
               </w:rPr>
-              <w:t>(2,600)</w:t>
+              <w:t>(4,889)</w:t>
             </w:r>
           </w:p>
         </w:tc>
@@ -23276,7 +23276,7 @@
                 <w:color w:val="1C3A36"/>
                 <w:sz w:val="17"/>
               </w:rPr>
-              <w:t>(2,800)</w:t>
+              <w:t>(5,493)</w:t>
             </w:r>
           </w:p>
         </w:tc>
@@ -23557,7 +23557,7 @@
                 <w:color w:val="1C3A36"/>
                 <w:sz w:val="17"/>
               </w:rPr>
-              <w:t>295</w:t>
+              <w:t>-952</w:t>
             </w:r>
           </w:p>
         </w:tc>
@@ -23577,7 +23577,7 @@
                 <w:color w:val="1C3A36"/>
                 <w:sz w:val="17"/>
               </w:rPr>
-              <w:t>1,762</w:t>
+              <w:t>-15</w:t>
             </w:r>
           </w:p>
         </w:tc>
@@ -23597,7 +23597,7 @@
                 <w:color w:val="1C3A36"/>
                 <w:sz w:val="17"/>
               </w:rPr>
-              <w:t>3,011</w:t>
+              <w:t>722</w:t>
             </w:r>
           </w:p>
         </w:tc>
@@ -23617,7 +23617,7 @@
                 <w:color w:val="1C3A36"/>
                 <w:sz w:val="17"/>
               </w:rPr>
-              <w:t>4,005</w:t>
+              <w:t>1,312</w:t>
             </w:r>
           </w:p>
         </w:tc>
@@ -24778,7 +24778,7 @@
                 <w:color w:val="1C3A36"/>
                 <w:sz w:val="16"/>
               </w:rPr>
-              <w:t>THE ANSWER ITSELF: EGP 12.48 a share between the two published branches, 28.3% of the higher one</w:t>
+              <w:t>THE ANSWER ITSELF: EGP 12.48 a share between the two published branches, 41.2% of the higher one</w:t>
             </w:r>
           </w:p>
         </w:tc>
@@ -24890,7 +24890,7 @@
                 <w:color w:val="1C3A36"/>
                 <w:sz w:val="16"/>
               </w:rPr>
-              <w:t>PRICED: 2.4% of the lower branch. Holding the first forecast year flat across the window gives EGP 32.42 against EGP 31.64</w:t>
+              <w:t>PRICED: 4.4% of the lower branch. Holding the first forecast year flat across the window gives EGP 18.65 against EGP 17.83</w:t>
             </w:r>
           </w:p>
         </w:tc>
@@ -24928,7 +24928,7 @@
                 <w:color w:val="1C3A36"/>
                 <w:sz w:val="16"/>
               </w:rPr>
-              <w:t>The forward ladder falls to a third of the intensity GB Corp filed for FY2025, and its first year is the figure management guided rather than one this study built</w:t>
+              <w:t>The path is now held flat as a share of revenue — no mechanism could be measured, because this company publishes no capital-expenditure disclosure at all — but its OPENING LEVEL still rests on described investment plans rather than on a figure this study built or the company published</w:t>
             </w:r>
           </w:p>
         </w:tc>
@@ -24946,7 +24946,7 @@
                 <w:color w:val="1C3A36"/>
                 <w:sz w:val="16"/>
               </w:rPr>
-              <w:t>PRICED: 30.1% of the lower branch. Spending on at the FY2025 filed amount, flat and therefore falling in real terms, gives EGP 24.32 against EGP 31.64</w:t>
+              <w:t>PRICED: 56.0% of the lower branch. Spending on at the FY2025 filed amount, flat and therefore falling in real terms, gives EGP 40.55 against EGP 17.83</w:t>
             </w:r>
           </w:p>
         </w:tc>
@@ -25002,7 +25002,7 @@
                 <w:color w:val="1C3A36"/>
                 <w:sz w:val="16"/>
               </w:rPr>
-              <w:t>PRICED: 6.7% on the premium basis and 6.4% on the beta, each measured on the lower branch. §1.9 prices the whole grid</w:t>
+              <w:t>PRICED: 2.3% on the premium basis and 2.2% on the beta, each measured on the lower branch. §1.9 prices the whole grid</w:t>
             </w:r>
           </w:p>
         </w:tc>
@@ -25058,7 +25058,7 @@
                 <w:color w:val="1C3A36"/>
                 <w:sz w:val="16"/>
               </w:rPr>
-              <w:t>PRICED: 0.6% between the reviewed half and the full prior year — EGP 283 mn against EGP 482 mn on that leg</w:t>
+              <w:t>PRICED: 1.0% between the reviewed half and the full prior year — EGP 283 mn against EGP 482 mn on that leg</w:t>
             </w:r>
           </w:p>
         </w:tc>
@@ -25114,7 +25114,7 @@
                 <w:color w:val="1C3A36"/>
                 <w:sz w:val="16"/>
               </w:rPr>
-              <w:t>PRICED: 1.7% between the forecast path and the latest reviewed half held flat across the window</w:t>
+              <w:t>PRICED: 9.9% between the forecast path and the latest reviewed half held flat across the window</w:t>
             </w:r>
           </w:p>
         </w:tc>
@@ -25152,7 +25152,7 @@
                 <w:color w:val="1C3A36"/>
                 <w:sz w:val="16"/>
               </w:rPr>
-              <w:t>85% of the auto leg’s enterprise value is terminal value, and the accounting-policy note discloses depreciation rate RANGES per class rather than a life</w:t>
+              <w:t>97% of the auto leg’s enterprise value is terminal value, and the accounting-policy note discloses depreciation rate RANGES per class rather than a life</w:t>
             </w:r>
           </w:p>
         </w:tc>
@@ -26133,7 +26133,7 @@
                 <w:color w:val="1C3A36"/>
                 <w:sz w:val="18"/>
               </w:rPr>
-              <w:t>17,629</w:t>
+              <w:t>2,645</w:t>
             </w:r>
           </w:p>
         </w:tc>
@@ -26247,7 +26247,7 @@
                 <w:color w:val="1C3A36"/>
                 <w:sz w:val="18"/>
               </w:rPr>
-              <w:t>53,676</w:t>
+              <w:t>38,692</w:t>
             </w:r>
           </w:p>
         </w:tc>
@@ -26285,7 +26285,7 @@
                 <w:color w:val="1C3A36"/>
                 <w:sz w:val="18"/>
               </w:rPr>
-              <w:t>(4,294)</w:t>
+              <w:t>(3,095)</w:t>
             </w:r>
           </w:p>
         </w:tc>
@@ -26323,7 +26323,7 @@
                 <w:color w:val="1C3A36"/>
                 <w:sz w:val="18"/>
               </w:rPr>
-              <w:t>49,382</w:t>
+              <w:t>35,597</w:t>
             </w:r>
           </w:p>
         </w:tc>
@@ -26361,7 +26361,7 @@
                 <w:color w:val="1C3A36"/>
                 <w:sz w:val="18"/>
               </w:rPr>
-              <w:t>45.49</w:t>
+              <w:t>32.79</w:t>
             </w:r>
           </w:p>
         </w:tc>
@@ -26383,7 +26383,7 @@
           <w:color w:val="1C3A36"/>
           <w:sz w:val="19"/>
         </w:rPr>
-        <w:t>Sensitivity — the swing is the mark, not the ownership. Marking MNT-Halan at three quarters of the round’s valuation takes his number to EGP 39.29 per share; at half, to EGP 33.09. He concedes the point openly: the stake is not the argument, the argument is what a 41.61% minority holding in an unlisted company is worth to a public-market buyer who cannot sell it.</w:t>
+        <w:t>Sensitivity — the swing is the mark, not the ownership. Marking MNT-Halan at three quarters of the round’s valuation takes his number to EGP 26.59 per share; at half, to EGP 20.39. He concedes the point openly: the stake is not the argument, the argument is what a 41.61% minority holding in an unlisted company is worth to a public-market buyer who cannot sell it.</w:t>
       </w:r>
     </w:p>
     <w:p>
@@ -26406,7 +26406,7 @@
           <w:color w:val="1C3A36"/>
           <w:sz w:val="21"/>
         </w:rPr>
-        <w:t>Fair value EGP 45.49, on a range of EGP 21.75 to 75.03 — the widest in the room, and driven by the discount debate rather than by an unconfirmed stake. HE IS FALSIFIED BY a real secondary transaction in the associate’s shares at a materially different price, or by a second closing repricing the round. The traded price leaves EGP 13,347 mn for all the associates together, which in his own view is evidence the market does not accept that the round’s marked value transfers cleanly to a minority holder.</w:t>
+        <w:t>Fair value EGP 32.79, on a range of EGP 7.52 to 75.39 — the widest in the room, and driven by the discount debate rather than by an unconfirmed stake. HE IS FALSIFIED BY a real secondary transaction in the associate’s shares at a materially different price, or by a second closing repricing the round. The traded price leaves EGP 28,330 mn for all the associates together, which in his own view is evidence the market does not accept that the round’s marked value transfers cleanly to a minority holder.</w:t>
       </w:r>
     </w:p>
     <w:p>
@@ -27107,7 +27107,7 @@
                 <w:color w:val="1C3A36"/>
                 <w:sz w:val="18"/>
               </w:rPr>
-              <w:t>19.40%</w:t>
+              <w:t>14.58%</w:t>
             </w:r>
           </w:p>
         </w:tc>
@@ -27859,7 +27859,7 @@
                 <w:color w:val="1C3A36"/>
                 <w:sz w:val="17"/>
               </w:rPr>
-              <w:t>REJECTED. Expert 3 says the two are different questions — what the leg is worth on its forecast cash flows and what its capital has historically earned — and that publishing both is the point of a panel. He notes his mark is the lower of the two by EGP 7.1 bn.</w:t>
+              <w:t>REJECTED. Expert 3 says the two are different questions — what the leg is worth on its forecast cash flows and what its capital has historically earned — and that publishing both is the point of a panel. He notes his mark is the lower of the two by EGP -7.9 bn.</w:t>
             </w:r>
           </w:p>
         </w:tc>
@@ -28234,7 +28234,7 @@
                 <w:color w:val="1C3A36"/>
                 <w:sz w:val="17"/>
               </w:rPr>
-              <w:t>EGP 45.49</w:t>
+              <w:t>EGP 32.79</w:t>
             </w:r>
           </w:p>
         </w:tc>
@@ -28440,7 +28440,7 @@
           <w:color w:val="1C3A36"/>
           <w:sz w:val="21"/>
         </w:rPr>
-        <w:t>The spread — EGP 7.89 to 45.49 at base — is wide for what is otherwise a set of broadly agreeing methods, and it is one disagreement with a second one riding on it. It is not the volumes, not the cash-conversion path, not the cost of capital and not the ownership percentage, which all three accept. It is how much of the associate mark to believe, and after that how the lender should be carried. Expert 2 sidesteps the first by pricing the associate at nothing and letting the gap to the market be the answer; Experts 1 and 3 both use the stated stake at the round price and disagree on the haircut. Unlike a business uncertainty that resolves with quarterly prints, this one may never fully resolve without a transaction, because private-mark discounts are a matter of judgment rather than a fact that appears on a schedule. Until a real secondary transaction supplies an independent data point, Expert 2’s number is the one estimate in the room that does not depend on the argument at all — which is exactly why it is also the lowest.</w:t>
+        <w:t>The spread — EGP 7.89 to 38.26 at base — is wide for what is otherwise a set of broadly agreeing methods, and it is one disagreement with a second one riding on it. It is not the volumes, not the cash-conversion path, not the cost of capital and not the ownership percentage, which all three accept. It is how much of the associate mark to believe, and after that how the lender should be carried. Expert 2 sidesteps the first by pricing the associate at nothing and letting the gap to the market be the answer; Experts 1 and 3 both use the stated stake at the round price and disagree on the haircut. Unlike a business uncertainty that resolves with quarterly prints, this one may never fully resolve without a transaction, because private-mark discounts are a matter of judgment rather than a fact that appears on a schedule. Until a real secondary transaction supplies an independent data point, Expert 2’s number is the one estimate in the room that does not depend on the argument at all — which is exactly why it is also the lowest.</w:t>
       </w:r>
     </w:p>
     <w:p>

--- a/engine/gbco_study/GBCO_Valuation_Study_17-09-2026_public.docx
+++ b/engine/gbco_study/GBCO_Valuation_Study_17-09-2026_public.docx
@@ -9126,7 +9126,7 @@
           <w:color w:val="1C3A36"/>
           <w:sz w:val="21"/>
         </w:rPr>
-        <w:t>GB Corp is a leveraged play on Egyptian nominal normalisation. Every cut lowers GB Capital’s funding cost and compresses the discount rate this study applies. IT DOES NOT AUTOMATICALLY WIDEN THE LENDER’S SPREAD, and the delivered edition said it did: the interest-rate-risk note shows the lending book is overwhelmingly VARIABLE-rate, with only about a quarter of it fixed, so a cut passes through to the asset side as well as to the funding side. The pound sets assembly input costs and the pound value of the MNT-Halan round-price mark; a step devaluation is the single nastiest macro scenario for both margin and multiple. The cost-of-capital build below is produced by the house module rather than assembled by hand, and the whole schedule is published — not one rate held for ever:</w:t>
+        <w:t>GB Corp is a leveraged play on Egyptian nominal normalisation. Every cut lowers GB Capital’s funding cost and compresses the discount rate this study applies. IT DOES NOT AUTOMATICALLY WIDEN THE LENDER’S SPREAD, and the delivered edition said it did: the interest-rate-risk note shows the lending book is overwhelmingly VARIABLE-rate, with only about a quarter of it fixed, so a cut passes through to the asset side as well as to the funding side. The pound sets assembly input costs and the pound value of the MNT-Halan round-price mark, so a step devaluation is the single nastiest macro scenario for both margin and multiple — AND ONLY ONE OF THOSE TWO IS IN THIS MODEL. The round-price mark is translated at the house path’s own rate and moves with it; the margin is NOT built from a cost stack that responds to the pound. It is anchored on the segment gross margin GB Corp filed for the half and carried forward, because the releases disclose gross profit BY LEG and no cost line beneath it, so there is no input this study could escalate. That is a stated limitation of the cost side rather than a claim about it, and it is why the devaluation scenario is named here and not priced on the margin. The cost-of-capital build below is produced by the house module rather than assembled by hand, and the whole schedule is published — not one rate held for ever:</w:t>
       </w:r>
     </w:p>
     <w:tbl>
